--- a/resources/bill-forwarding-note-template.docx
+++ b/resources/bill-forwarding-note-template.docx
@@ -24,7 +24,7 @@
     <w:p>
       <w:pPr>
         <w:tabs>
-          <w:tab w:val="left" w:pos="5263"/>
+          <w:tab w:val="center" w:pos="4513"/>
         </w:tabs>
         <w:rPr>
           <w:b/>
@@ -2041,6 +2041,10 @@
     <w:p>
       <w:pPr>
         <w:pStyle w:val="NoSpacing"/>
+        <w:tabs>
+          <w:tab w:val="left" w:pos="2160"/>
+          <w:tab w:val="right" w:pos="9026"/>
+        </w:tabs>
         <w:rPr>
           <w:b/>
         </w:rPr>
@@ -2050,62 +2054,40 @@
           <w:b/>
         </w:rPr>
         <w:tab/>
+        <w:t xml:space="preserve">HD</w:t>
       </w:r>
       <w:r>
         <w:rPr>
           <w:b/>
         </w:rPr>
         <w:tab/>
+        <w:t xml:space="preserve">EE-___</w:t>
+      </w:r>
+    </w:p>
+    <w:p>
+      <w:pPr>
+        <w:pStyle w:val="NoSpacing"/>
+        <w:tabs>
+          <w:tab w:val="left" w:pos="2160"/>
+          <w:tab w:val="right" w:pos="9026"/>
+        </w:tabs>
+        <w:rPr>
+          <w:b/>
+        </w:rPr>
+      </w:pPr>
+      <w:r>
+        <w:rPr>
+          <w:b/>
+        </w:rPr>
+        <w:tab/>
+        <w:t xml:space="preserve">{{circle}} Circle-{{cno}}</w:t>
       </w:r>
       <w:r>
         <w:rPr>
           <w:b/>
         </w:rPr>
         <w:tab/>
-      </w:r>
-      <w:r>
-        <w:rPr>
-          <w:b/>
-        </w:rPr>
-        <w:tab/>
-        <w:t>HD</w:t>
-      </w:r>
-      <w:r>
-        <w:rPr>
-          <w:b/>
-        </w:rPr>
-        <w:tab/>
-      </w:r>
-      <w:r>
-        <w:rPr>
-          <w:b/>
-        </w:rPr>
-        <w:tab/>
-      </w:r>
-      <w:r>
-        <w:rPr>
-          <w:b/>
-        </w:rPr>
-        <w:tab/>
-      </w:r>
-      <w:r>
-        <w:rPr>
-          <w:b/>
-        </w:rPr>
-        <w:tab/>
-      </w:r>
-      <w:r>
-        <w:rPr>
-          <w:b/>
-        </w:rPr>
-        <w:tab/>
-      </w:r>
-      <w:r>
-        <w:rPr>
-          <w:b/>
-        </w:rPr>
-        <w:tab/>
-        <w:t>EE-___</w:t>
+        <w:t xml:space="preserve">{{zone}} Zone</w:t>
       </w:r>
     </w:p>
     <w:sectPr>

--- a/resources/bill-forwarding-note-template.docx
+++ b/resources/bill-forwarding-note-template.docx
@@ -23,9 +23,6 @@
     </w:p>
     <w:p>
       <w:pPr>
-        <w:tabs>
-          <w:tab w:val="center" w:pos="4513"/>
-        </w:tabs>
         <w:rPr>
           <w:b/>
           <w:sz w:val="32"/>
@@ -43,13 +40,22 @@
       <w:r>
         <w:t xml:space="preserve"> {{Wincode}}</w:t>
       </w:r>
+    </w:p>
+    <w:p>
+      <w:pPr>
+        <w:jc w:val="center"/>
+        <w:rPr>
+          <w:b/>
+          <w:sz w:val="32"/>
+          <w:szCs w:val="32"/>
+        </w:rPr>
+      </w:pPr>
       <w:r>
         <w:rPr>
           <w:b/>
           <w:sz w:val="32"/>
           <w:szCs w:val="32"/>
         </w:rPr>
-        <w:tab/>
         <w:t>Budget Details</w:t>
       </w:r>
     </w:p>
@@ -2038,57 +2044,154 @@
         <w:pStyle w:val="NoSpacing"/>
       </w:pPr>
     </w:p>
+    <w:tbl>
+      <w:tblPr>
+        <w:tblW w:w="9026" w:type="dxa"/>
+        <w:tblBorders>
+          <w:top w:val="none" w:sz="0" w:space="0"/>
+          <w:left w:val="none" w:sz="0" w:space="0"/>
+          <w:bottom w:val="none" w:sz="0" w:space="0"/>
+          <w:right w:val="none" w:sz="0" w:space="0"/>
+          <w:insideH w:val="none" w:sz="0" w:space="0"/>
+          <w:insideV w:val="none" w:sz="0" w:space="0"/>
+        </w:tblBorders>
+        <w:tblLook w:val="04A0" w:firstRow="1" w:lastRow="0" w:firstColumn="1" w:lastColumn="0" w:noHBand="0" w:noVBand="1"/>
+      </w:tblPr>
+      <w:tblGrid>
+        <w:gridCol w:w="4513"/>
+        <w:gridCol w:w="4513"/>
+      </w:tblGrid>
+      <w:tr>
+        <w:tc>
+          <w:tcPr>
+            <w:tcW w:w="4513" w:type="dxa"/>
+          </w:tcPr>
+          <w:p>
+            <w:pPr>
+              <w:pStyle w:val="NoSpacing"/>
+              <w:jc w:val="center"/>
+              <w:rPr>
+                <w:b/>
+              </w:rPr>
+            </w:pPr>
+            <w:r>
+              <w:rPr>
+                <w:b/>
+              </w:rPr>
+              <w:t xml:space="preserve">HD</w:t>
+            </w:r>
+          </w:p>
+        </w:tc>
+        <w:tc>
+          <w:tcPr>
+            <w:tcW w:w="4513" w:type="dxa"/>
+          </w:tcPr>
+          <w:p>
+            <w:pPr>
+              <w:pStyle w:val="NoSpacing"/>
+              <w:jc w:val="center"/>
+              <w:rPr>
+                <w:b/>
+              </w:rPr>
+            </w:pPr>
+            <w:r>
+              <w:rPr>
+                <w:b/>
+              </w:rPr>
+              <w:t xml:space="preserve">Executive Engineer</w:t>
+            </w:r>
+          </w:p>
+        </w:tc>
+      </w:tr>
+      <w:tr>
+        <w:tc>
+          <w:tcPr>
+            <w:tcW w:w="4513" w:type="dxa"/>
+          </w:tcPr>
+          <w:p>
+            <w:pPr>
+              <w:pStyle w:val="NoSpacing"/>
+              <w:jc w:val="center"/>
+              <w:rPr>
+                <w:b/>
+              </w:rPr>
+            </w:pPr>
+            <w:r>
+              <w:rPr>
+                <w:b/>
+              </w:rPr>
+              <w:t xml:space="preserve">{{circle}} Circle-{{cno}}</w:t>
+            </w:r>
+          </w:p>
+        </w:tc>
+        <w:tc>
+          <w:tcPr>
+            <w:tcW w:w="4513" w:type="dxa"/>
+          </w:tcPr>
+          <w:p>
+            <w:pPr>
+              <w:pStyle w:val="NoSpacing"/>
+              <w:jc w:val="center"/>
+              <w:rPr>
+                <w:b/>
+              </w:rPr>
+            </w:pPr>
+            <w:r>
+              <w:rPr>
+                <w:b/>
+              </w:rPr>
+              <w:t xml:space="preserve">{{circle}} Circle-{{cno}}</w:t>
+            </w:r>
+          </w:p>
+        </w:tc>
+      </w:tr>
+      <w:tr>
+        <w:tc>
+          <w:tcPr>
+            <w:tcW w:w="4513" w:type="dxa"/>
+          </w:tcPr>
+          <w:p>
+            <w:pPr>
+              <w:pStyle w:val="NoSpacing"/>
+              <w:jc w:val="center"/>
+              <w:rPr>
+                <w:b/>
+              </w:rPr>
+            </w:pPr>
+            <w:r>
+              <w:rPr>
+                <w:b/>
+              </w:rPr>
+              <w:t xml:space="preserve">{{zone}} Zone</w:t>
+            </w:r>
+          </w:p>
+        </w:tc>
+        <w:tc>
+          <w:tcPr>
+            <w:tcW w:w="4513" w:type="dxa"/>
+          </w:tcPr>
+          <w:p>
+            <w:pPr>
+              <w:pStyle w:val="NoSpacing"/>
+              <w:jc w:val="center"/>
+              <w:rPr>
+                <w:b/>
+              </w:rPr>
+            </w:pPr>
+            <w:r>
+              <w:rPr>
+                <w:b/>
+              </w:rPr>
+              <w:t xml:space="preserve">{{zone}} Zone</w:t>
+            </w:r>
+          </w:p>
+        </w:tc>
+      </w:tr>
+    </w:tbl>
     <w:p>
       <w:pPr>
         <w:pStyle w:val="NoSpacing"/>
-        <w:tabs>
-          <w:tab w:val="left" w:pos="2160"/>
-          <w:tab w:val="right" w:pos="9026"/>
-        </w:tabs>
-        <w:rPr>
-          <w:b/>
-        </w:rPr>
       </w:pPr>
-      <w:r>
-        <w:rPr>
-          <w:b/>
-        </w:rPr>
-        <w:tab/>
-        <w:t xml:space="preserve">HD</w:t>
-      </w:r>
-      <w:r>
-        <w:rPr>
-          <w:b/>
-        </w:rPr>
-        <w:tab/>
-        <w:t xml:space="preserve">EE-___</w:t>
-      </w:r>
-    </w:p>
-    <w:p>
-      <w:pPr>
-        <w:pStyle w:val="NoSpacing"/>
-        <w:tabs>
-          <w:tab w:val="left" w:pos="2160"/>
-          <w:tab w:val="right" w:pos="9026"/>
-        </w:tabs>
-        <w:rPr>
-          <w:b/>
-        </w:rPr>
-      </w:pPr>
-      <w:r>
-        <w:rPr>
-          <w:b/>
-        </w:rPr>
-        <w:tab/>
-        <w:t xml:space="preserve">{{circle}} Circle-{{cno}}</w:t>
-      </w:r>
-      <w:r>
-        <w:rPr>
-          <w:b/>
-        </w:rPr>
-        <w:tab/>
-        <w:t xml:space="preserve">{{zone}} Zone</w:t>
-      </w:r>
     </w:p>
     <w:sectPr>
       <w:pgSz w:w="11906" w:h="16838"/>
